--- a/Inscrição OBI/instrucoesOBIU.docx
+++ b/Inscrição OBI/instrucoesOBIU.docx
@@ -28,6 +28,18 @@
         </w:rPr>
         <w:t>Instruções</w:t>
       </w:r>
+      <w:r>
+        <w:rPr>
+          <w:rFonts w:ascii="Arial" w:eastAsia="Times New Roman" w:hAnsi="Arial" w:cs="Arial"/>
+          <w:color w:val="444444"/>
+          <w:kern w:val="0"/>
+          <w:sz w:val="36"/>
+          <w:szCs w:val="36"/>
+          <w:lang w:eastAsia="pt-BR"/>
+          <w14:ligatures w14:val="none"/>
+        </w:rPr>
+        <w:t>nwejkfghewjkfhgrejwkfghbjewrtf</w:t>
+      </w:r>
     </w:p>
     <w:p>
       <w:pPr>
@@ -48,139 +60,7 @@
           <w:lang w:eastAsia="pt-BR"/>
           <w14:ligatures w14:val="none"/>
         </w:rPr>
-        <w:t>O arquivo deve estar em um dos seguintes formatos: .</w:t>
-      </w:r>
-      <w:proofErr w:type="spellStart"/>
-      <w:r>
-        <w:rPr>
-          <w:rFonts w:ascii="Open Sans" w:eastAsia="Times New Roman" w:hAnsi="Open Sans" w:cs="Open Sans"/>
-          <w:color w:val="444444"/>
-          <w:kern w:val="0"/>
-          <w:lang w:eastAsia="pt-BR"/>
-          <w14:ligatures w14:val="none"/>
-        </w:rPr>
-        <w:t>xlsx</w:t>
-      </w:r>
-      <w:proofErr w:type="spellEnd"/>
-      <w:r>
-        <w:rPr>
-          <w:rFonts w:ascii="Open Sans" w:eastAsia="Times New Roman" w:hAnsi="Open Sans" w:cs="Open Sans"/>
-          <w:color w:val="444444"/>
-          <w:kern w:val="0"/>
-          <w:lang w:eastAsia="pt-BR"/>
-          <w14:ligatures w14:val="none"/>
-        </w:rPr>
-        <w:t xml:space="preserve"> (Microsoft Excel), .</w:t>
-      </w:r>
-      <w:proofErr w:type="spellStart"/>
-      <w:r>
-        <w:rPr>
-          <w:rFonts w:ascii="Open Sans" w:eastAsia="Times New Roman" w:hAnsi="Open Sans" w:cs="Open Sans"/>
-          <w:color w:val="444444"/>
-          <w:kern w:val="0"/>
-          <w:lang w:eastAsia="pt-BR"/>
-          <w14:ligatures w14:val="none"/>
-        </w:rPr>
-        <w:t>xls</w:t>
-      </w:r>
-      <w:proofErr w:type="spellEnd"/>
-      <w:r>
-        <w:rPr>
-          <w:rFonts w:ascii="Open Sans" w:eastAsia="Times New Roman" w:hAnsi="Open Sans" w:cs="Open Sans"/>
-          <w:color w:val="444444"/>
-          <w:kern w:val="0"/>
-          <w:lang w:eastAsia="pt-BR"/>
-          <w14:ligatures w14:val="none"/>
-        </w:rPr>
-        <w:t xml:space="preserve"> (Microsoft Excel antigo) ou .</w:t>
-      </w:r>
-      <w:proofErr w:type="spellStart"/>
-      <w:r>
-        <w:rPr>
-          <w:rFonts w:ascii="Open Sans" w:eastAsia="Times New Roman" w:hAnsi="Open Sans" w:cs="Open Sans"/>
-          <w:color w:val="444444"/>
-          <w:kern w:val="0"/>
-          <w:lang w:eastAsia="pt-BR"/>
-          <w14:ligatures w14:val="none"/>
-        </w:rPr>
-        <w:t>csv</w:t>
-      </w:r>
-      <w:proofErr w:type="spellEnd"/>
-      <w:r>
-        <w:rPr>
-          <w:rFonts w:ascii="Open Sans" w:eastAsia="Times New Roman" w:hAnsi="Open Sans" w:cs="Open Sans"/>
-          <w:color w:val="444444"/>
-          <w:kern w:val="0"/>
-          <w:lang w:eastAsia="pt-BR"/>
-          <w14:ligatures w14:val="none"/>
-        </w:rPr>
-        <w:t xml:space="preserve"> (do inglês "</w:t>
-      </w:r>
-      <w:proofErr w:type="spellStart"/>
-      <w:r>
-        <w:rPr>
-          <w:rFonts w:ascii="Open Sans" w:eastAsia="Times New Roman" w:hAnsi="Open Sans" w:cs="Open Sans"/>
-          <w:color w:val="444444"/>
-          <w:kern w:val="0"/>
-          <w:lang w:eastAsia="pt-BR"/>
-          <w14:ligatures w14:val="none"/>
-        </w:rPr>
-        <w:t>Comma</w:t>
-      </w:r>
-      <w:proofErr w:type="spellEnd"/>
-      <w:r>
-        <w:rPr>
-          <w:rFonts w:ascii="Open Sans" w:eastAsia="Times New Roman" w:hAnsi="Open Sans" w:cs="Open Sans"/>
-          <w:color w:val="444444"/>
-          <w:kern w:val="0"/>
-          <w:lang w:eastAsia="pt-BR"/>
-          <w14:ligatures w14:val="none"/>
-        </w:rPr>
-        <w:t xml:space="preserve"> </w:t>
-      </w:r>
-      <w:proofErr w:type="spellStart"/>
-      <w:r>
-        <w:rPr>
-          <w:rFonts w:ascii="Open Sans" w:eastAsia="Times New Roman" w:hAnsi="Open Sans" w:cs="Open Sans"/>
-          <w:color w:val="444444"/>
-          <w:kern w:val="0"/>
-          <w:lang w:eastAsia="pt-BR"/>
-          <w14:ligatures w14:val="none"/>
-        </w:rPr>
-        <w:t>Separated</w:t>
-      </w:r>
-      <w:proofErr w:type="spellEnd"/>
-      <w:r>
-        <w:rPr>
-          <w:rFonts w:ascii="Open Sans" w:eastAsia="Times New Roman" w:hAnsi="Open Sans" w:cs="Open Sans"/>
-          <w:color w:val="444444"/>
-          <w:kern w:val="0"/>
-          <w:lang w:eastAsia="pt-BR"/>
-          <w14:ligatures w14:val="none"/>
-        </w:rPr>
-        <w:t xml:space="preserve"> </w:t>
-      </w:r>
-      <w:proofErr w:type="spellStart"/>
-      <w:r>
-        <w:rPr>
-          <w:rFonts w:ascii="Open Sans" w:eastAsia="Times New Roman" w:hAnsi="Open Sans" w:cs="Open Sans"/>
-          <w:color w:val="444444"/>
-          <w:kern w:val="0"/>
-          <w:lang w:eastAsia="pt-BR"/>
-          <w14:ligatures w14:val="none"/>
-        </w:rPr>
-        <w:t>Values</w:t>
-      </w:r>
-      <w:proofErr w:type="spellEnd"/>
-      <w:r>
-        <w:rPr>
-          <w:rFonts w:ascii="Open Sans" w:eastAsia="Times New Roman" w:hAnsi="Open Sans" w:cs="Open Sans"/>
-          <w:color w:val="444444"/>
-          <w:kern w:val="0"/>
-          <w:lang w:eastAsia="pt-BR"/>
-          <w14:ligatures w14:val="none"/>
-        </w:rPr>
-        <w:t>", ou seja, "Valores Separados por Vírgula"). Você pode baixar um exemplo de planilha, já no formato correto, clicando em um dos links abaixo:</w:t>
+        <w:t>O arquivo deve estar em um dos seguintes formatos: .xlsx (Microsoft Excel), .xls (Microsoft Excel antigo) ou .csv (do inglês "Comma Separated Values", ou seja, "Valores Separados por Vírgula"). Você pode baixar um exemplo de planilha, já no formato correto, clicando em um dos links abaixo:</w:t>
       </w:r>
     </w:p>
     <w:p>
@@ -676,29 +556,7 @@
           <w:lang w:eastAsia="pt-BR"/>
           <w14:ligatures w14:val="none"/>
         </w:rPr>
-        <w:t>: no formato dia/</w:t>
-      </w:r>
-      <w:proofErr w:type="spellStart"/>
-      <w:r>
-        <w:rPr>
-          <w:rFonts w:ascii="Open Sans" w:eastAsia="Times New Roman" w:hAnsi="Open Sans" w:cs="Open Sans"/>
-          <w:color w:val="444444"/>
-          <w:kern w:val="0"/>
-          <w:lang w:eastAsia="pt-BR"/>
-          <w14:ligatures w14:val="none"/>
-        </w:rPr>
-        <w:t>mes</w:t>
-      </w:r>
-      <w:proofErr w:type="spellEnd"/>
-      <w:r>
-        <w:rPr>
-          <w:rFonts w:ascii="Open Sans" w:eastAsia="Times New Roman" w:hAnsi="Open Sans" w:cs="Open Sans"/>
-          <w:color w:val="444444"/>
-          <w:kern w:val="0"/>
-          <w:lang w:eastAsia="pt-BR"/>
-          <w14:ligatures w14:val="none"/>
-        </w:rPr>
-        <w:t>/ano (como por exemplo 23/04/2010).</w:t>
+        <w:t>: no formato dia/mes/ano (como por exemplo 23/04/2010).</w:t>
       </w:r>
     </w:p>
     <w:p>
@@ -1106,20 +964,8 @@
           <w:lang w:eastAsia="pt-BR"/>
           <w14:ligatures w14:val="none"/>
         </w:rPr>
-        <w:t xml:space="preserve">: primeiro ano do </w:t>
-      </w:r>
-      <w:proofErr w:type="spellStart"/>
-      <w:r>
-        <w:rPr>
-          <w:rFonts w:ascii="Open Sans" w:eastAsia="Times New Roman" w:hAnsi="Open Sans" w:cs="Open Sans"/>
-          <w:color w:val="444444"/>
-          <w:kern w:val="0"/>
-          <w:lang w:eastAsia="pt-BR"/>
-          <w14:ligatures w14:val="none"/>
-        </w:rPr>
-        <w:t>Medio</w:t>
-      </w:r>
-      <w:proofErr w:type="spellEnd"/>
+        <w:t>: primeiro ano do Medio</w:t>
+      </w:r>
     </w:p>
     <w:p>
       <w:pPr>
@@ -1347,51 +1193,7 @@
           <w:lang w:eastAsia="pt-BR"/>
           <w14:ligatures w14:val="none"/>
         </w:rPr>
-        <w:t xml:space="preserve">: Solicitamos que seja informado o </w:t>
-      </w:r>
-      <w:proofErr w:type="spellStart"/>
-      <w:r>
-        <w:rPr>
-          <w:rFonts w:ascii="Open Sans" w:eastAsia="Times New Roman" w:hAnsi="Open Sans" w:cs="Open Sans"/>
-          <w:color w:val="444444"/>
-          <w:kern w:val="0"/>
-          <w:lang w:eastAsia="pt-BR"/>
-          <w14:ligatures w14:val="none"/>
-        </w:rPr>
-        <w:t>email</w:t>
-      </w:r>
-      <w:proofErr w:type="spellEnd"/>
-      <w:r>
-        <w:rPr>
-          <w:rFonts w:ascii="Open Sans" w:eastAsia="Times New Roman" w:hAnsi="Open Sans" w:cs="Open Sans"/>
-          <w:color w:val="444444"/>
-          <w:kern w:val="0"/>
-          <w:lang w:eastAsia="pt-BR"/>
-          <w14:ligatures w14:val="none"/>
-        </w:rPr>
-        <w:t xml:space="preserve"> do aluno ou dos pais ou responsáveis (não do professor). Se o </w:t>
-      </w:r>
-      <w:proofErr w:type="spellStart"/>
-      <w:r>
-        <w:rPr>
-          <w:rFonts w:ascii="Open Sans" w:eastAsia="Times New Roman" w:hAnsi="Open Sans" w:cs="Open Sans"/>
-          <w:color w:val="444444"/>
-          <w:kern w:val="0"/>
-          <w:lang w:eastAsia="pt-BR"/>
-          <w14:ligatures w14:val="none"/>
-        </w:rPr>
-        <w:t>email</w:t>
-      </w:r>
-      <w:proofErr w:type="spellEnd"/>
-      <w:r>
-        <w:rPr>
-          <w:rFonts w:ascii="Open Sans" w:eastAsia="Times New Roman" w:hAnsi="Open Sans" w:cs="Open Sans"/>
-          <w:color w:val="444444"/>
-          <w:kern w:val="0"/>
-          <w:lang w:eastAsia="pt-BR"/>
-          <w14:ligatures w14:val="none"/>
-        </w:rPr>
-        <w:t xml:space="preserve"> for fornecido, será utilizado para enviar a senha de acesso à página pessoal do(a) competidor(a) na OBI e ao Ambiente de Prova da OBI, bem como para enviar outras informações sobre a OBI (lembretes de </w:t>
+        <w:t xml:space="preserve">: Solicitamos que seja informado o email do aluno ou dos pais ou responsáveis (não do professor). Se o email for fornecido, será utilizado para enviar a senha de acesso à página pessoal do(a) competidor(a) na OBI e ao Ambiente de Prova da OBI, bem como para enviar outras informações sobre a OBI (lembretes de </w:t>
       </w:r>
       <w:proofErr w:type="gramStart"/>
       <w:r>
@@ -1413,51 +1215,7 @@
           <w:lang w:eastAsia="pt-BR"/>
           <w14:ligatures w14:val="none"/>
         </w:rPr>
-        <w:t xml:space="preserve">). Não é necessário que seja único (por exemplo, no caso de dois irmãos, pode ser o endereço de </w:t>
-      </w:r>
-      <w:proofErr w:type="spellStart"/>
-      <w:r>
-        <w:rPr>
-          <w:rFonts w:ascii="Open Sans" w:eastAsia="Times New Roman" w:hAnsi="Open Sans" w:cs="Open Sans"/>
-          <w:color w:val="444444"/>
-          <w:kern w:val="0"/>
-          <w:lang w:eastAsia="pt-BR"/>
-          <w14:ligatures w14:val="none"/>
-        </w:rPr>
-        <w:t>email</w:t>
-      </w:r>
-      <w:proofErr w:type="spellEnd"/>
-      <w:r>
-        <w:rPr>
-          <w:rFonts w:ascii="Open Sans" w:eastAsia="Times New Roman" w:hAnsi="Open Sans" w:cs="Open Sans"/>
-          <w:color w:val="444444"/>
-          <w:kern w:val="0"/>
-          <w:lang w:eastAsia="pt-BR"/>
-          <w14:ligatures w14:val="none"/>
-        </w:rPr>
-        <w:t xml:space="preserve"> do pai). Note que se o </w:t>
-      </w:r>
-      <w:proofErr w:type="spellStart"/>
-      <w:r>
-        <w:rPr>
-          <w:rFonts w:ascii="Open Sans" w:eastAsia="Times New Roman" w:hAnsi="Open Sans" w:cs="Open Sans"/>
-          <w:color w:val="444444"/>
-          <w:kern w:val="0"/>
-          <w:lang w:eastAsia="pt-BR"/>
-          <w14:ligatures w14:val="none"/>
-        </w:rPr>
-        <w:t>email</w:t>
-      </w:r>
-      <w:proofErr w:type="spellEnd"/>
-      <w:r>
-        <w:rPr>
-          <w:rFonts w:ascii="Open Sans" w:eastAsia="Times New Roman" w:hAnsi="Open Sans" w:cs="Open Sans"/>
-          <w:color w:val="444444"/>
-          <w:kern w:val="0"/>
-          <w:lang w:eastAsia="pt-BR"/>
-          <w14:ligatures w14:val="none"/>
-        </w:rPr>
-        <w:t xml:space="preserve"> não for fornecido o coordenador deverá se responsabilizar por distribuir para os competidores as senhas de acesso às suas páginas pessoais (importante para a Modalidade Programação, pois para essa modalidade os competidores precisarão acessar suas páginas pessoais para realizar as provas).</w:t>
+        <w:t>). Não é necessário que seja único (por exemplo, no caso de dois irmãos, pode ser o endereço de email do pai). Note que se o email não for fornecido o coordenador deverá se responsabilizar por distribuir para os competidores as senhas de acesso às suas páginas pessoais (importante para a Modalidade Programação, pois para essa modalidade os competidores precisarão acessar suas páginas pessoais para realizar as provas).</w:t>
       </w:r>
     </w:p>
     <w:p>
@@ -1618,73 +1376,7 @@
           <w:lang w:eastAsia="pt-BR"/>
           <w14:ligatures w14:val="none"/>
         </w:rPr>
-        <w:t>Salve a planilha em um arquivo no formato .</w:t>
-      </w:r>
-      <w:proofErr w:type="spellStart"/>
-      <w:r>
-        <w:rPr>
-          <w:rFonts w:ascii="Open Sans" w:eastAsia="Times New Roman" w:hAnsi="Open Sans" w:cs="Open Sans"/>
-          <w:color w:val="444444"/>
-          <w:kern w:val="0"/>
-          <w:lang w:eastAsia="pt-BR"/>
-          <w14:ligatures w14:val="none"/>
-        </w:rPr>
-        <w:t>xlsx</w:t>
-      </w:r>
-      <w:proofErr w:type="spellEnd"/>
-      <w:r>
-        <w:rPr>
-          <w:rFonts w:ascii="Open Sans" w:eastAsia="Times New Roman" w:hAnsi="Open Sans" w:cs="Open Sans"/>
-          <w:color w:val="444444"/>
-          <w:kern w:val="0"/>
-          <w:lang w:eastAsia="pt-BR"/>
-          <w14:ligatures w14:val="none"/>
-        </w:rPr>
-        <w:t>, .</w:t>
-      </w:r>
-      <w:proofErr w:type="spellStart"/>
-      <w:r>
-        <w:rPr>
-          <w:rFonts w:ascii="Open Sans" w:eastAsia="Times New Roman" w:hAnsi="Open Sans" w:cs="Open Sans"/>
-          <w:color w:val="444444"/>
-          <w:kern w:val="0"/>
-          <w:lang w:eastAsia="pt-BR"/>
-          <w14:ligatures w14:val="none"/>
-        </w:rPr>
-        <w:t>xls</w:t>
-      </w:r>
-      <w:proofErr w:type="spellEnd"/>
-      <w:r>
-        <w:rPr>
-          <w:rFonts w:ascii="Open Sans" w:eastAsia="Times New Roman" w:hAnsi="Open Sans" w:cs="Open Sans"/>
-          <w:color w:val="444444"/>
-          <w:kern w:val="0"/>
-          <w:lang w:eastAsia="pt-BR"/>
-          <w14:ligatures w14:val="none"/>
-        </w:rPr>
-        <w:t xml:space="preserve"> ou .</w:t>
-      </w:r>
-      <w:proofErr w:type="spellStart"/>
-      <w:r>
-        <w:rPr>
-          <w:rFonts w:ascii="Open Sans" w:eastAsia="Times New Roman" w:hAnsi="Open Sans" w:cs="Open Sans"/>
-          <w:color w:val="444444"/>
-          <w:kern w:val="0"/>
-          <w:lang w:eastAsia="pt-BR"/>
-          <w14:ligatures w14:val="none"/>
-        </w:rPr>
-        <w:t>csv</w:t>
-      </w:r>
-      <w:proofErr w:type="spellEnd"/>
-      <w:r>
-        <w:rPr>
-          <w:rFonts w:ascii="Open Sans" w:eastAsia="Times New Roman" w:hAnsi="Open Sans" w:cs="Open Sans"/>
-          <w:color w:val="444444"/>
-          <w:kern w:val="0"/>
-          <w:lang w:eastAsia="pt-BR"/>
-          <w14:ligatures w14:val="none"/>
-        </w:rPr>
-        <w:t>.</w:t>
+        <w:t>Salve a planilha em um arquivo no formato .xlsx, .xls ou .csv.</w:t>
       </w:r>
     </w:p>
     <w:p>
